--- a/onagawa_water_tariff/10_wbs/女川町上下水道経営指標評価_WBSと進捗状況.docx
+++ b/onagawa_water_tariff/10_wbs/女川町上下水道経営指標評価_WBSと進捗状況.docx
@@ -211,7 +211,7 @@
                 <w:b w:val="0"/>
                 <w:sz w:val="19"/>
               </w:rPr>
-              <w:t>13件</w:t>
+              <w:t>15件</w:t>
             </w:r>
           </w:p>
         </w:tc>
@@ -275,7 +275,7 @@
                 <w:b w:val="0"/>
                 <w:sz w:val="19"/>
               </w:rPr>
-              <w:t>20件</w:t>
+              <w:t>21件</w:t>
             </w:r>
           </w:p>
         </w:tc>
@@ -403,7 +403,7 @@
                 <w:color w:val="C00000"/>
                 <w:sz w:val="19"/>
               </w:rPr>
-              <w:t>5件</w:t>
+              <w:t>6件</w:t>
             </w:r>
           </w:p>
         </w:tc>
@@ -469,7 +469,7 @@
                 <w:b/>
                 <w:sz w:val="19"/>
               </w:rPr>
-              <w:t>60件</w:t>
+              <w:t>64件</w:t>
             </w:r>
           </w:p>
         </w:tc>
@@ -490,7 +490,7 @@
                 <w:b/>
                 <w:sz w:val="19"/>
               </w:rPr>
-              <w:t>当方作業の進捗率（単純平均）　約43％</w:t>
+              <w:t>当方作業の進捗率（単純平均）　約44％</w:t>
             </w:r>
           </w:p>
         </w:tc>
@@ -6584,6 +6584,294 @@
         <w:tc>
           <w:tcPr>
             <w:tcW w:type="dxa" w:w="850"/>
+          </w:tcPr>
+          <w:p>
+            <w:pPr>
+              <w:spacing w:after="40"/>
+              <w:jc w:val="center"/>
+            </w:pPr>
+            <w:r/>
+            <w:r>
+              <w:rPr>
+                <w:rFonts w:ascii="ＭＳ 明朝" w:hAnsi="ＭＳ 明朝" w:eastAsia="ＭＳ 明朝"/>
+                <w:b w:val="0"/>
+                <w:sz w:val="16"/>
+              </w:rPr>
+              <w:t>4.11</w:t>
+            </w:r>
+          </w:p>
+        </w:tc>
+        <w:tc>
+          <w:tcPr>
+            <w:tcW w:type="dxa" w:w="3628"/>
+          </w:tcPr>
+          <w:p>
+            <w:pPr>
+              <w:spacing w:after="40"/>
+              <w:jc w:val="left"/>
+            </w:pPr>
+            <w:r/>
+            <w:r>
+              <w:rPr>
+                <w:rFonts w:ascii="ＭＳ 明朝" w:hAnsi="ＭＳ 明朝" w:eastAsia="ＭＳ 明朝"/>
+                <w:b w:val="0"/>
+                <w:sz w:val="16"/>
+              </w:rPr>
+              <w:t>令和8年度の基本料金等免除の確認</w:t>
+            </w:r>
+          </w:p>
+        </w:tc>
+        <w:tc>
+          <w:tcPr>
+            <w:tcW w:type="dxa" w:w="1928"/>
+          </w:tcPr>
+          <w:p>
+            <w:pPr>
+              <w:spacing w:after="40"/>
+              <w:jc w:val="left"/>
+            </w:pPr>
+            <w:r/>
+            <w:r>
+              <w:rPr>
+                <w:rFonts w:ascii="ＭＳ 明朝" w:hAnsi="ＭＳ 明朝" w:eastAsia="ＭＳ 明朝"/>
+                <w:b w:val="0"/>
+                <w:sz w:val="16"/>
+              </w:rPr>
+              <w:t>免除の整理</w:t>
+            </w:r>
+          </w:p>
+        </w:tc>
+        <w:tc>
+          <w:tcPr>
+            <w:tcW w:type="dxa" w:w="850"/>
+          </w:tcPr>
+          <w:p>
+            <w:pPr>
+              <w:spacing w:after="40"/>
+              <w:jc w:val="center"/>
+            </w:pPr>
+            <w:r/>
+            <w:r>
+              <w:rPr>
+                <w:rFonts w:ascii="ＭＳ 明朝" w:hAnsi="ＭＳ 明朝" w:eastAsia="ＭＳ 明朝"/>
+                <w:b w:val="0"/>
+                <w:sz w:val="16"/>
+              </w:rPr>
+              <w:t>町</w:t>
+            </w:r>
+          </w:p>
+        </w:tc>
+        <w:tc>
+          <w:tcPr>
+            <w:tcW w:type="dxa" w:w="1474"/>
+          </w:tcPr>
+          <w:p>
+            <w:pPr>
+              <w:spacing w:after="40"/>
+              <w:jc w:val="center"/>
+            </w:pPr>
+            <w:r/>
+            <w:r>
+              <w:rPr>
+                <w:rFonts w:ascii="ＭＳ 明朝" w:hAnsi="ＭＳ 明朝" w:eastAsia="ＭＳ 明朝"/>
+                <w:b w:val="0"/>
+                <w:sz w:val="16"/>
+              </w:rPr>
+              <w:t>R8.10〜R8.11</w:t>
+            </w:r>
+          </w:p>
+        </w:tc>
+        <w:tc>
+          <w:tcPr>
+            <w:tcW w:type="dxa" w:w="1247"/>
+            <w:shd w:val="clear" w:fill="FCE4E4"/>
+          </w:tcPr>
+          <w:p>
+            <w:pPr>
+              <w:spacing w:after="40"/>
+              <w:jc w:val="center"/>
+            </w:pPr>
+            <w:r/>
+            <w:r>
+              <w:rPr>
+                <w:rFonts w:ascii="ＭＳ 明朝" w:hAnsi="ＭＳ 明朝" w:eastAsia="ＭＳ 明朝"/>
+                <w:b/>
+                <w:color w:val="C00000"/>
+                <w:sz w:val="16"/>
+              </w:rPr>
+              <w:t>町回答待ち</w:t>
+            </w:r>
+          </w:p>
+        </w:tc>
+        <w:tc>
+          <w:tcPr>
+            <w:tcW w:type="dxa" w:w="5102"/>
+          </w:tcPr>
+          <w:p>
+            <w:pPr>
+              <w:spacing w:after="40"/>
+              <w:jc w:val="left"/>
+            </w:pPr>
+            <w:r/>
+            <w:r>
+              <w:rPr>
+                <w:rFonts w:ascii="ＭＳ 明朝" w:hAnsi="ＭＳ 明朝" w:eastAsia="ＭＳ 明朝"/>
+                <w:b w:val="0"/>
+                <w:sz w:val="16"/>
+              </w:rPr>
+              <w:t>0％　★令和8年4〜6月請求分の免除。調定減と交付金等による補填の内訳が必要</w:t>
+            </w:r>
+          </w:p>
+        </w:tc>
+      </w:tr>
+      <w:tr>
+        <w:tc>
+          <w:tcPr>
+            <w:tcW w:type="dxa" w:w="850"/>
+          </w:tcPr>
+          <w:p>
+            <w:pPr>
+              <w:spacing w:after="40"/>
+              <w:jc w:val="center"/>
+            </w:pPr>
+            <w:r/>
+            <w:r>
+              <w:rPr>
+                <w:rFonts w:ascii="ＭＳ 明朝" w:hAnsi="ＭＳ 明朝" w:eastAsia="ＭＳ 明朝"/>
+                <w:b w:val="0"/>
+                <w:sz w:val="16"/>
+              </w:rPr>
+              <w:t>4.12</w:t>
+            </w:r>
+          </w:p>
+        </w:tc>
+        <w:tc>
+          <w:tcPr>
+            <w:tcW w:type="dxa" w:w="3628"/>
+          </w:tcPr>
+          <w:p>
+            <w:pPr>
+              <w:spacing w:after="40"/>
+              <w:jc w:val="left"/>
+            </w:pPr>
+            <w:r/>
+            <w:r>
+              <w:rPr>
+                <w:rFonts w:ascii="ＭＳ 明朝" w:hAnsi="ＭＳ 明朝" w:eastAsia="ＭＳ 明朝"/>
+                <w:b w:val="0"/>
+                <w:sz w:val="16"/>
+              </w:rPr>
+              <w:t>令和8・9年度の収入の橋渡し</w:t>
+            </w:r>
+          </w:p>
+        </w:tc>
+        <w:tc>
+          <w:tcPr>
+            <w:tcW w:type="dxa" w:w="1928"/>
+          </w:tcPr>
+          <w:p>
+            <w:pPr>
+              <w:spacing w:after="40"/>
+              <w:jc w:val="left"/>
+            </w:pPr>
+            <w:r/>
+            <w:r>
+              <w:rPr>
+                <w:rFonts w:ascii="ＭＳ 明朝" w:hAnsi="ＭＳ 明朝" w:eastAsia="ＭＳ 明朝"/>
+                <w:b w:val="0"/>
+                <w:sz w:val="16"/>
+              </w:rPr>
+              <w:t>年度別収入表</w:t>
+            </w:r>
+          </w:p>
+        </w:tc>
+        <w:tc>
+          <w:tcPr>
+            <w:tcW w:type="dxa" w:w="850"/>
+          </w:tcPr>
+          <w:p>
+            <w:pPr>
+              <w:spacing w:after="40"/>
+              <w:jc w:val="center"/>
+            </w:pPr>
+            <w:r/>
+            <w:r>
+              <w:rPr>
+                <w:rFonts w:ascii="ＭＳ 明朝" w:hAnsi="ＭＳ 明朝" w:eastAsia="ＭＳ 明朝"/>
+                <w:b w:val="0"/>
+                <w:sz w:val="16"/>
+              </w:rPr>
+              <w:t>当方</w:t>
+            </w:r>
+          </w:p>
+        </w:tc>
+        <w:tc>
+          <w:tcPr>
+            <w:tcW w:type="dxa" w:w="1474"/>
+          </w:tcPr>
+          <w:p>
+            <w:pPr>
+              <w:spacing w:after="40"/>
+              <w:jc w:val="center"/>
+            </w:pPr>
+            <w:r/>
+            <w:r>
+              <w:rPr>
+                <w:rFonts w:ascii="ＭＳ 明朝" w:hAnsi="ＭＳ 明朝" w:eastAsia="ＭＳ 明朝"/>
+                <w:b w:val="0"/>
+                <w:sz w:val="16"/>
+              </w:rPr>
+              <w:t>R8.11〜R8.12</w:t>
+            </w:r>
+          </w:p>
+        </w:tc>
+        <w:tc>
+          <w:tcPr>
+            <w:tcW w:type="dxa" w:w="1247"/>
+            <w:shd w:val="clear" w:fill="F2F2F2"/>
+          </w:tcPr>
+          <w:p>
+            <w:pPr>
+              <w:spacing w:after="40"/>
+              <w:jc w:val="center"/>
+            </w:pPr>
+            <w:r/>
+            <w:r>
+              <w:rPr>
+                <w:rFonts w:ascii="ＭＳ 明朝" w:hAnsi="ＭＳ 明朝" w:eastAsia="ＭＳ 明朝"/>
+                <w:b w:val="0"/>
+                <w:color w:val="595959"/>
+                <w:sz w:val="16"/>
+              </w:rPr>
+              <w:t>未着手</w:t>
+            </w:r>
+          </w:p>
+        </w:tc>
+        <w:tc>
+          <w:tcPr>
+            <w:tcW w:type="dxa" w:w="5102"/>
+          </w:tcPr>
+          <w:p>
+            <w:pPr>
+              <w:spacing w:after="40"/>
+              <w:jc w:val="left"/>
+            </w:pPr>
+            <w:r/>
+            <w:r>
+              <w:rPr>
+                <w:rFonts w:ascii="ＭＳ 明朝" w:hAnsi="ＭＳ 明朝" w:eastAsia="ＭＳ 明朝"/>
+                <w:b w:val="0"/>
+                <w:sz w:val="16"/>
+              </w:rPr>
+              <w:t>0％　★免除と適用開始時期を織り込んだ実収入。4.11が前提</w:t>
+            </w:r>
+          </w:p>
+        </w:tc>
+      </w:tr>
+      <w:tr>
+        <w:tc>
+          <w:tcPr>
+            <w:tcW w:type="dxa" w:w="850"/>
             <w:shd w:val="clear" w:fill="DDEBF7"/>
           </w:tcPr>
           <w:p>
@@ -7728,7 +8016,7 @@
                 <w:b w:val="0"/>
                 <w:sz w:val="16"/>
               </w:rPr>
-              <w:t>0％　★初年度の適用月数・期首資金・元金償還を含む。改定時期の判断に必要</w:t>
+              <w:t>0％　★適用開始は令和9年4月以降。初年度の適用月数・期首資金・元金償還を含む</w:t>
             </w:r>
           </w:p>
         </w:tc>
@@ -10490,6 +10778,150 @@
                 <w:b w:val="0"/>
                 <w:sz w:val="16"/>
               </w:rPr>
+              <w:t>9.0</w:t>
+            </w:r>
+          </w:p>
+        </w:tc>
+        <w:tc>
+          <w:tcPr>
+            <w:tcW w:type="dxa" w:w="3628"/>
+          </w:tcPr>
+          <w:p>
+            <w:pPr>
+              <w:spacing w:after="40"/>
+              <w:jc w:val="left"/>
+            </w:pPr>
+            <w:r/>
+            <w:r>
+              <w:rPr>
+                <w:rFonts w:ascii="ＭＳ 明朝" w:hAnsi="ＭＳ 明朝" w:eastAsia="ＭＳ 明朝"/>
+                <w:b w:val="0"/>
+                <w:sz w:val="16"/>
+              </w:rPr>
+              <w:t>採用計算表の整備</w:t>
+            </w:r>
+          </w:p>
+        </w:tc>
+        <w:tc>
+          <w:tcPr>
+            <w:tcW w:type="dxa" w:w="1928"/>
+          </w:tcPr>
+          <w:p>
+            <w:pPr>
+              <w:spacing w:after="40"/>
+              <w:jc w:val="left"/>
+            </w:pPr>
+            <w:r/>
+            <w:r>
+              <w:rPr>
+                <w:rFonts w:ascii="ＭＳ 明朝" w:hAnsi="ＭＳ 明朝" w:eastAsia="ＭＳ 明朝"/>
+                <w:b w:val="0"/>
+                <w:sz w:val="16"/>
+              </w:rPr>
+              <w:t>採用計算表</w:t>
+            </w:r>
+          </w:p>
+        </w:tc>
+        <w:tc>
+          <w:tcPr>
+            <w:tcW w:type="dxa" w:w="850"/>
+          </w:tcPr>
+          <w:p>
+            <w:pPr>
+              <w:spacing w:after="40"/>
+              <w:jc w:val="center"/>
+            </w:pPr>
+            <w:r/>
+            <w:r>
+              <w:rPr>
+                <w:rFonts w:ascii="ＭＳ 明朝" w:hAnsi="ＭＳ 明朝" w:eastAsia="ＭＳ 明朝"/>
+                <w:b w:val="0"/>
+                <w:sz w:val="16"/>
+              </w:rPr>
+              <w:t>当方</w:t>
+            </w:r>
+          </w:p>
+        </w:tc>
+        <w:tc>
+          <w:tcPr>
+            <w:tcW w:type="dxa" w:w="1474"/>
+          </w:tcPr>
+          <w:p>
+            <w:pPr>
+              <w:spacing w:after="40"/>
+              <w:jc w:val="center"/>
+            </w:pPr>
+            <w:r/>
+            <w:r>
+              <w:rPr>
+                <w:rFonts w:ascii="ＭＳ 明朝" w:hAnsi="ＭＳ 明朝" w:eastAsia="ＭＳ 明朝"/>
+                <w:b w:val="0"/>
+                <w:sz w:val="16"/>
+              </w:rPr>
+              <w:t>R8.9〜R8.9</w:t>
+            </w:r>
+          </w:p>
+        </w:tc>
+        <w:tc>
+          <w:tcPr>
+            <w:tcW w:type="dxa" w:w="1247"/>
+            <w:shd w:val="clear" w:fill="E2EFDA"/>
+          </w:tcPr>
+          <w:p>
+            <w:pPr>
+              <w:spacing w:after="40"/>
+              <w:jc w:val="center"/>
+            </w:pPr>
+            <w:r/>
+            <w:r>
+              <w:rPr>
+                <w:rFonts w:ascii="ＭＳ 明朝" w:hAnsi="ＭＳ 明朝" w:eastAsia="ＭＳ 明朝"/>
+                <w:b w:val="0"/>
+                <w:color w:val="375623"/>
+                <w:sz w:val="16"/>
+              </w:rPr>
+              <w:t>完了</w:t>
+            </w:r>
+          </w:p>
+        </w:tc>
+        <w:tc>
+          <w:tcPr>
+            <w:tcW w:type="dxa" w:w="5102"/>
+          </w:tcPr>
+          <w:p>
+            <w:pPr>
+              <w:spacing w:after="40"/>
+              <w:jc w:val="left"/>
+            </w:pPr>
+            <w:r/>
+            <w:r>
+              <w:rPr>
+                <w:rFonts w:ascii="ＭＳ 明朝" w:hAnsi="ＭＳ 明朝" w:eastAsia="ＭＳ 明朝"/>
+                <w:b w:val="0"/>
+                <w:sz w:val="16"/>
+              </w:rPr>
+              <w:t>100％　本文の全指標を再現する7シート。07_本文照合表で18項目の一致を確認</w:t>
+            </w:r>
+          </w:p>
+        </w:tc>
+      </w:tr>
+      <w:tr>
+        <w:tc>
+          <w:tcPr>
+            <w:tcW w:type="dxa" w:w="850"/>
+          </w:tcPr>
+          <w:p>
+            <w:pPr>
+              <w:spacing w:after="40"/>
+              <w:jc w:val="center"/>
+            </w:pPr>
+            <w:r/>
+            <w:r>
+              <w:rPr>
+                <w:rFonts w:ascii="ＭＳ 明朝" w:hAnsi="ＭＳ 明朝" w:eastAsia="ＭＳ 明朝"/>
+                <w:b w:val="0"/>
+                <w:sz w:val="16"/>
+              </w:rPr>
               <w:t>9.1</w:t>
             </w:r>
           </w:p>
@@ -10571,6 +11003,150 @@
                 <w:sz w:val="16"/>
               </w:rPr>
               <w:t>R8.9〜R8.11</w:t>
+            </w:r>
+          </w:p>
+        </w:tc>
+        <w:tc>
+          <w:tcPr>
+            <w:tcW w:type="dxa" w:w="1247"/>
+            <w:shd w:val="clear" w:fill="FFF2CC"/>
+          </w:tcPr>
+          <w:p>
+            <w:pPr>
+              <w:spacing w:after="40"/>
+              <w:jc w:val="center"/>
+            </w:pPr>
+            <w:r/>
+            <w:r>
+              <w:rPr>
+                <w:rFonts w:ascii="ＭＳ 明朝" w:hAnsi="ＭＳ 明朝" w:eastAsia="ＭＳ 明朝"/>
+                <w:b w:val="0"/>
+                <w:color w:val="C55A11"/>
+                <w:sz w:val="16"/>
+              </w:rPr>
+              <w:t>進行中</w:t>
+            </w:r>
+          </w:p>
+        </w:tc>
+        <w:tc>
+          <w:tcPr>
+            <w:tcW w:type="dxa" w:w="5102"/>
+          </w:tcPr>
+          <w:p>
+            <w:pPr>
+              <w:spacing w:after="40"/>
+              <w:jc w:val="left"/>
+            </w:pPr>
+            <w:r/>
+            <w:r>
+              <w:rPr>
+                <w:rFonts w:ascii="ＭＳ 明朝" w:hAnsi="ＭＳ 明朝" w:eastAsia="ＭＳ 明朝"/>
+                <w:b w:val="0"/>
+                <w:sz w:val="16"/>
+              </w:rPr>
+              <w:t>30％　★令和8年9月8日に6件を検出したまま未修正。最新の指摘でも再現用として使えないと再指摘</w:t>
+            </w:r>
+          </w:p>
+        </w:tc>
+      </w:tr>
+      <w:tr>
+        <w:tc>
+          <w:tcPr>
+            <w:tcW w:type="dxa" w:w="850"/>
+          </w:tcPr>
+          <w:p>
+            <w:pPr>
+              <w:spacing w:after="40"/>
+              <w:jc w:val="center"/>
+            </w:pPr>
+            <w:r/>
+            <w:r>
+              <w:rPr>
+                <w:rFonts w:ascii="ＭＳ 明朝" w:hAnsi="ＭＳ 明朝" w:eastAsia="ＭＳ 明朝"/>
+                <w:b w:val="0"/>
+                <w:sz w:val="16"/>
+              </w:rPr>
+              <w:t>9.2</w:t>
+            </w:r>
+          </w:p>
+        </w:tc>
+        <w:tc>
+          <w:tcPr>
+            <w:tcW w:type="dxa" w:w="3628"/>
+          </w:tcPr>
+          <w:p>
+            <w:pPr>
+              <w:spacing w:after="40"/>
+              <w:jc w:val="left"/>
+            </w:pPr>
+            <w:r/>
+            <w:r>
+              <w:rPr>
+                <w:rFonts w:ascii="ＭＳ 明朝" w:hAnsi="ＭＳ 明朝" w:eastAsia="ＭＳ 明朝"/>
+                <w:b w:val="0"/>
+                <w:sz w:val="16"/>
+              </w:rPr>
+              <w:t>経営戦略シミュレーションの参照エラーの修復</w:t>
+            </w:r>
+          </w:p>
+        </w:tc>
+        <w:tc>
+          <w:tcPr>
+            <w:tcW w:type="dxa" w:w="1928"/>
+          </w:tcPr>
+          <w:p>
+            <w:pPr>
+              <w:spacing w:after="40"/>
+              <w:jc w:val="left"/>
+            </w:pPr>
+            <w:r/>
+            <w:r>
+              <w:rPr>
+                <w:rFonts w:ascii="ＭＳ 明朝" w:hAnsi="ＭＳ 明朝" w:eastAsia="ＭＳ 明朝"/>
+                <w:b w:val="0"/>
+                <w:sz w:val="16"/>
+              </w:rPr>
+              <w:t>修復記録</w:t>
+            </w:r>
+          </w:p>
+        </w:tc>
+        <w:tc>
+          <w:tcPr>
+            <w:tcW w:type="dxa" w:w="850"/>
+          </w:tcPr>
+          <w:p>
+            <w:pPr>
+              <w:spacing w:after="40"/>
+              <w:jc w:val="center"/>
+            </w:pPr>
+            <w:r/>
+            <w:r>
+              <w:rPr>
+                <w:rFonts w:ascii="ＭＳ 明朝" w:hAnsi="ＭＳ 明朝" w:eastAsia="ＭＳ 明朝"/>
+                <w:b w:val="0"/>
+                <w:sz w:val="16"/>
+              </w:rPr>
+              <w:t>当方</w:t>
+            </w:r>
+          </w:p>
+        </w:tc>
+        <w:tc>
+          <w:tcPr>
+            <w:tcW w:type="dxa" w:w="1474"/>
+          </w:tcPr>
+          <w:p>
+            <w:pPr>
+              <w:spacing w:after="40"/>
+              <w:jc w:val="center"/>
+            </w:pPr>
+            <w:r/>
+            <w:r>
+              <w:rPr>
+                <w:rFonts w:ascii="ＭＳ 明朝" w:hAnsi="ＭＳ 明朝" w:eastAsia="ＭＳ 明朝"/>
+                <w:b w:val="0"/>
+                <w:sz w:val="16"/>
+              </w:rPr>
+              <w:t>R8.11〜R8.12</w:t>
             </w:r>
           </w:p>
         </w:tc>
@@ -10612,7 +11188,7 @@
                 <w:b w:val="0"/>
                 <w:sz w:val="16"/>
               </w:rPr>
-              <w:t>0％　★令和8年9月8日に6件を検出したまま未修正。最新の指摘でも再現用として使えないと再指摘</w:t>
+              <w:t>0％　★参照エラーが残る。最終報告で再利用するなら修復が必要</w:t>
             </w:r>
           </w:p>
         </w:tc>
@@ -10634,7 +11210,7 @@
                 <w:b w:val="0"/>
                 <w:sz w:val="16"/>
               </w:rPr>
-              <w:t>9.2</w:t>
+              <w:t>9.3</w:t>
             </w:r>
           </w:p>
         </w:tc>
@@ -10654,7 +11230,7 @@
                 <w:b w:val="0"/>
                 <w:sz w:val="16"/>
               </w:rPr>
-              <w:t>経営戦略シミュレーションの参照エラーの修復</w:t>
+              <w:t>採用資料の一本化と出所表記</w:t>
             </w:r>
           </w:p>
         </w:tc>
@@ -10674,7 +11250,7 @@
                 <w:b w:val="0"/>
                 <w:sz w:val="16"/>
               </w:rPr>
-              <w:t>修復記録</w:t>
+              <w:t>出所一覧</w:t>
             </w:r>
           </w:p>
         </w:tc>
@@ -10714,7 +11290,7 @@
                 <w:b w:val="0"/>
                 <w:sz w:val="16"/>
               </w:rPr>
-              <w:t>R8.11〜R8.12</w:t>
+              <w:t>R8.12〜R9.2</w:t>
             </w:r>
           </w:p>
         </w:tc>
@@ -10756,7 +11332,7 @@
                 <w:b w:val="0"/>
                 <w:sz w:val="16"/>
               </w:rPr>
-              <w:t>0％　★参照エラーが残る。最終報告で再利用するなら修復が必要</w:t>
+              <w:t>0％　各数値に採用版・対象年度・税区分・原票・確認者・確認日を付す</w:t>
             </w:r>
           </w:p>
         </w:tc>
@@ -10778,7 +11354,7 @@
                 <w:b w:val="0"/>
                 <w:sz w:val="16"/>
               </w:rPr>
-              <w:t>9.3</w:t>
+              <w:t>9.4</w:t>
             </w:r>
           </w:p>
         </w:tc>
@@ -10798,7 +11374,7 @@
                 <w:b w:val="0"/>
                 <w:sz w:val="16"/>
               </w:rPr>
-              <w:t>採用資料の一本化と出所表記</w:t>
+              <w:t>成果品の作成者情報の統一</w:t>
             </w:r>
           </w:p>
         </w:tc>
@@ -10818,7 +11394,7 @@
                 <w:b w:val="0"/>
                 <w:sz w:val="16"/>
               </w:rPr>
-              <w:t>出所一覧</w:t>
+              <w:t>成果品19点</w:t>
             </w:r>
           </w:p>
         </w:tc>
@@ -10858,29 +11434,29 @@
                 <w:b w:val="0"/>
                 <w:sz w:val="16"/>
               </w:rPr>
-              <w:t>R8.12〜R9.2</w:t>
+              <w:t>R8.9〜R8.9</w:t>
             </w:r>
           </w:p>
         </w:tc>
         <w:tc>
           <w:tcPr>
             <w:tcW w:type="dxa" w:w="1247"/>
-            <w:shd w:val="clear" w:fill="F2F2F2"/>
-          </w:tcPr>
-          <w:p>
-            <w:pPr>
-              <w:spacing w:after="40"/>
-              <w:jc w:val="center"/>
-            </w:pPr>
-            <w:r/>
-            <w:r>
-              <w:rPr>
-                <w:rFonts w:ascii="ＭＳ 明朝" w:hAnsi="ＭＳ 明朝" w:eastAsia="ＭＳ 明朝"/>
-                <w:b w:val="0"/>
-                <w:color w:val="595959"/>
-                <w:sz w:val="16"/>
-              </w:rPr>
-              <w:t>未着手</w:t>
+            <w:shd w:val="clear" w:fill="E2EFDA"/>
+          </w:tcPr>
+          <w:p>
+            <w:pPr>
+              <w:spacing w:after="40"/>
+              <w:jc w:val="center"/>
+            </w:pPr>
+            <w:r/>
+            <w:r>
+              <w:rPr>
+                <w:rFonts w:ascii="ＭＳ 明朝" w:hAnsi="ＭＳ 明朝" w:eastAsia="ＭＳ 明朝"/>
+                <w:b w:val="0"/>
+                <w:color w:val="375623"/>
+                <w:sz w:val="16"/>
+              </w:rPr>
+              <w:t>完了</w:t>
             </w:r>
           </w:p>
         </w:tc>
@@ -10900,7 +11476,7 @@
                 <w:b w:val="0"/>
                 <w:sz w:val="16"/>
               </w:rPr>
-              <w:t>0％　各数値に採用版・対象年度・税区分・原票・確認者・確認日を付す</w:t>
+              <w:t>100％</w:t>
             </w:r>
           </w:p>
         </w:tc>
@@ -10922,7 +11498,7 @@
                 <w:b w:val="0"/>
                 <w:sz w:val="16"/>
               </w:rPr>
-              <w:t>9.4</w:t>
+              <w:t>9.5</w:t>
             </w:r>
           </w:p>
         </w:tc>
@@ -10942,7 +11518,7 @@
                 <w:b w:val="0"/>
                 <w:sz w:val="16"/>
               </w:rPr>
-              <w:t>成果品の作成者情報の統一</w:t>
+              <w:t>受け渡し用パッケージの整備</w:t>
             </w:r>
           </w:p>
         </w:tc>
@@ -10962,7 +11538,7 @@
                 <w:b w:val="0"/>
                 <w:sz w:val="16"/>
               </w:rPr>
-              <w:t>成果品19点</w:t>
+              <w:t>zip一式</w:t>
             </w:r>
           </w:p>
         </w:tc>
@@ -11044,7 +11620,7 @@
                 <w:b w:val="0"/>
                 <w:sz w:val="16"/>
               </w:rPr>
-              <w:t>100％</w:t>
+              <w:t>100％　ファイル名は半角英数字・対応表を同梱。旧版は使用不可として別フォルダに分離</w:t>
             </w:r>
           </w:p>
         </w:tc>
@@ -11066,7 +11642,7 @@
                 <w:b w:val="0"/>
                 <w:sz w:val="16"/>
               </w:rPr>
-              <w:t>9.5</w:t>
+              <w:t>9.6</w:t>
             </w:r>
           </w:p>
         </w:tc>
@@ -11086,7 +11662,7 @@
                 <w:b w:val="0"/>
                 <w:sz w:val="16"/>
               </w:rPr>
-              <w:t>受け渡し用パッケージの整備</w:t>
+              <w:t>実施時期と表現の統一</w:t>
             </w:r>
           </w:p>
         </w:tc>
@@ -11106,7 +11682,7 @@
                 <w:b w:val="0"/>
                 <w:sz w:val="16"/>
               </w:rPr>
-              <w:t>zip一式</w:t>
+              <w:t>改訂版一式</w:t>
             </w:r>
           </w:p>
         </w:tc>
@@ -11188,7 +11764,7 @@
                 <w:b w:val="0"/>
                 <w:sz w:val="16"/>
               </w:rPr>
-              <w:t>100％　ファイル名は半角英数字・対応表を同梱</w:t>
+              <w:t>100％　議決と適用開始の分離、1.99倍と3-Aの100％の位置づけ、3-Bの未設計の明示</w:t>
             </w:r>
           </w:p>
         </w:tc>
@@ -12119,7 +12695,153 @@
                 <w:b w:val="0"/>
                 <w:sz w:val="15"/>
               </w:rPr>
-              <w:t>①中間報告の確定数値に合わせて02〜08の各ブックを再生成する　②再生成の手順を残し、確定値の差替えを1回で通せるようにする</w:t>
+              <w:t>①採用計算表を作成し、本文の18項目が一致することを確認した（実施済）　②受け渡し用zipでは旧版を使用不可として別フォルダに分離した（実施済）　③残りは、旧版の各ブック自体を確定数値で再生成すること</w:t>
+            </w:r>
+          </w:p>
+        </w:tc>
+        <w:tc>
+          <w:tcPr>
+            <w:tcW w:type="dxa" w:w="1020"/>
+          </w:tcPr>
+          <w:p>
+            <w:pPr>
+              <w:spacing w:after="40"/>
+              <w:jc w:val="center"/>
+            </w:pPr>
+            <w:r/>
+            <w:r>
+              <w:rPr>
+                <w:rFonts w:ascii="ＭＳ 明朝" w:hAnsi="ＭＳ 明朝" w:eastAsia="ＭＳ 明朝"/>
+                <w:b w:val="0"/>
+                <w:sz w:val="15"/>
+              </w:rPr>
+              <w:t>R8.11末</w:t>
+            </w:r>
+          </w:p>
+        </w:tc>
+      </w:tr>
+      <w:tr>
+        <w:tc>
+          <w:tcPr>
+            <w:tcW w:type="dxa" w:w="680"/>
+          </w:tcPr>
+          <w:p>
+            <w:pPr>
+              <w:spacing w:after="40"/>
+              <w:jc w:val="center"/>
+            </w:pPr>
+            <w:r/>
+            <w:r>
+              <w:rPr>
+                <w:rFonts w:ascii="ＭＳ 明朝" w:hAnsi="ＭＳ 明朝" w:eastAsia="ＭＳ 明朝"/>
+                <w:b w:val="0"/>
+                <w:sz w:val="15"/>
+              </w:rPr>
+              <w:t>S9</w:t>
+            </w:r>
+          </w:p>
+        </w:tc>
+        <w:tc>
+          <w:tcPr>
+            <w:tcW w:type="dxa" w:w="1247"/>
+            <w:shd w:val="clear" w:fill="FCE4E4"/>
+          </w:tcPr>
+          <w:p>
+            <w:pPr>
+              <w:spacing w:after="40"/>
+              <w:jc w:val="center"/>
+            </w:pPr>
+            <w:r/>
+            <w:r>
+              <w:rPr>
+                <w:rFonts w:ascii="ＭＳ 明朝" w:hAnsi="ＭＳ 明朝" w:eastAsia="ＭＳ 明朝"/>
+                <w:b/>
+                <w:color w:val="C00000"/>
+                <w:sz w:val="15"/>
+              </w:rPr>
+              <w:t>町回答待ち</w:t>
+            </w:r>
+          </w:p>
+        </w:tc>
+        <w:tc>
+          <w:tcPr>
+            <w:tcW w:type="dxa" w:w="3175"/>
+          </w:tcPr>
+          <w:p>
+            <w:pPr>
+              <w:spacing w:after="40"/>
+              <w:jc w:val="left"/>
+            </w:pPr>
+            <w:r/>
+            <w:r>
+              <w:rPr>
+                <w:rFonts w:ascii="ＭＳ 明朝" w:hAnsi="ＭＳ 明朝" w:eastAsia="ＭＳ 明朝"/>
+                <w:b w:val="0"/>
+                <w:sz w:val="15"/>
+              </w:rPr>
+              <w:t>令和8年度の基本料金等の免除が数値に反映されていない（WBS 4.11・4.12）</w:t>
+            </w:r>
+          </w:p>
+        </w:tc>
+        <w:tc>
+          <w:tcPr>
+            <w:tcW w:type="dxa" w:w="1247"/>
+          </w:tcPr>
+          <w:p>
+            <w:pPr>
+              <w:spacing w:after="40"/>
+              <w:jc w:val="center"/>
+            </w:pPr>
+            <w:r/>
+            <w:r>
+              <w:rPr>
+                <w:rFonts w:ascii="ＭＳ 明朝" w:hAnsi="ＭＳ 明朝" w:eastAsia="ＭＳ 明朝"/>
+                <w:b w:val="0"/>
+                <w:sz w:val="15"/>
+              </w:rPr>
+              <w:t>R8.9.28</w:t>
+              <w:br/>
+              <w:t>（判明したところ）</w:t>
+            </w:r>
+          </w:p>
+        </w:tc>
+        <w:tc>
+          <w:tcPr>
+            <w:tcW w:type="dxa" w:w="3855"/>
+          </w:tcPr>
+          <w:p>
+            <w:pPr>
+              <w:spacing w:after="40"/>
+              <w:jc w:val="left"/>
+            </w:pPr>
+            <w:r/>
+            <w:r>
+              <w:rPr>
+                <w:rFonts w:ascii="ＭＳ 明朝" w:hAnsi="ＭＳ 明朝" w:eastAsia="ＭＳ 明朝"/>
+                <w:b w:val="0"/>
+                <w:sz w:val="15"/>
+              </w:rPr>
+              <w:t>令和8年4〜6月請求分について、官公庁等を除き上水道の基本料金とメーター使用料を免除する措置がとられているとの情報を得た。財源は国の物価高騰対応重点支援地方創生臨時交付金とされる。原典は当方で確認できていない。本報告の給水収益は経営戦略の見込額をそのまま用いており、免除による調定減も交付金等による補填収入も織り込んでいない。令和8年度を基準年度として扱う場合や資金残高を示す場合に影響する。</w:t>
+            </w:r>
+          </w:p>
+        </w:tc>
+        <w:tc>
+          <w:tcPr>
+            <w:tcW w:type="dxa" w:w="3855"/>
+          </w:tcPr>
+          <w:p>
+            <w:pPr>
+              <w:spacing w:after="40"/>
+              <w:jc w:val="left"/>
+            </w:pPr>
+            <w:r/>
+            <w:r>
+              <w:rPr>
+                <w:rFonts w:ascii="ＭＳ 明朝" w:hAnsi="ＭＳ 明朝" w:eastAsia="ＭＳ 明朝"/>
+                <w:b w:val="0"/>
+                <w:sz w:val="15"/>
+              </w:rPr>
+              <w:t>①免除の内容（対象・免除額・件数）と補填収入の額・会計処理を町に確認する　②令和8年度・令和9年度の収入の橋渡し表を作る</w:t>
             </w:r>
           </w:p>
         </w:tc>
@@ -13560,6 +14282,108 @@
                 <w:sz w:val="18"/>
               </w:rPr>
               <w:t>S8が解消。改定時期の判断材料が出る</w:t>
+            </w:r>
+          </w:p>
+        </w:tc>
+      </w:tr>
+      <w:tr>
+        <w:tc>
+          <w:tcPr>
+            <w:tcW w:type="dxa" w:w="794"/>
+          </w:tcPr>
+          <w:p>
+            <w:pPr>
+              <w:spacing w:after="40"/>
+              <w:jc w:val="center"/>
+            </w:pPr>
+            <w:r/>
+            <w:r>
+              <w:rPr>
+                <w:rFonts w:ascii="ＭＳ 明朝" w:hAnsi="ＭＳ 明朝" w:eastAsia="ＭＳ 明朝"/>
+                <w:b w:val="0"/>
+                <w:sz w:val="18"/>
+              </w:rPr>
+              <w:t>9</w:t>
+            </w:r>
+          </w:p>
+        </w:tc>
+        <w:tc>
+          <w:tcPr>
+            <w:tcW w:type="dxa" w:w="4876"/>
+          </w:tcPr>
+          <w:p>
+            <w:pPr>
+              <w:spacing w:after="40"/>
+              <w:jc w:val="left"/>
+            </w:pPr>
+            <w:r/>
+            <w:r>
+              <w:rPr>
+                <w:rFonts w:ascii="ＭＳ 明朝" w:hAnsi="ＭＳ 明朝" w:eastAsia="ＭＳ 明朝"/>
+                <w:b w:val="0"/>
+                <w:sz w:val="18"/>
+              </w:rPr>
+              <w:t>令和8年度の基本料金等免除の内容と補填の確認</w:t>
+            </w:r>
+          </w:p>
+        </w:tc>
+        <w:tc>
+          <w:tcPr>
+            <w:tcW w:type="dxa" w:w="1134"/>
+          </w:tcPr>
+          <w:p>
+            <w:pPr>
+              <w:spacing w:after="40"/>
+              <w:jc w:val="center"/>
+            </w:pPr>
+            <w:r/>
+            <w:r>
+              <w:rPr>
+                <w:rFonts w:ascii="ＭＳ 明朝" w:hAnsi="ＭＳ 明朝" w:eastAsia="ＭＳ 明朝"/>
+                <w:b w:val="0"/>
+                <w:sz w:val="18"/>
+              </w:rPr>
+              <w:t>半日</w:t>
+            </w:r>
+          </w:p>
+        </w:tc>
+        <w:tc>
+          <w:tcPr>
+            <w:tcW w:type="dxa" w:w="1474"/>
+          </w:tcPr>
+          <w:p>
+            <w:pPr>
+              <w:spacing w:after="40"/>
+              <w:jc w:val="center"/>
+            </w:pPr>
+            <w:r/>
+            <w:r>
+              <w:rPr>
+                <w:rFonts w:ascii="ＭＳ 明朝" w:hAnsi="ＭＳ 明朝" w:eastAsia="ＭＳ 明朝"/>
+                <w:b w:val="0"/>
+                <w:sz w:val="18"/>
+              </w:rPr>
+              <w:t>R8.10.9</w:t>
+            </w:r>
+          </w:p>
+        </w:tc>
+        <w:tc>
+          <w:tcPr>
+            <w:tcW w:type="dxa" w:w="6803"/>
+          </w:tcPr>
+          <w:p>
+            <w:pPr>
+              <w:spacing w:after="40"/>
+              <w:jc w:val="left"/>
+            </w:pPr>
+            <w:r/>
+            <w:r>
+              <w:rPr>
+                <w:rFonts w:ascii="ＭＳ 明朝" w:hAnsi="ＭＳ 明朝" w:eastAsia="ＭＳ 明朝"/>
+                <w:b w:val="0"/>
+                <w:sz w:val="18"/>
+              </w:rPr>
+              <w:t>S9が動く。順位2の依頼にまとめられる</w:t>
             </w:r>
           </w:p>
         </w:tc>
